--- a/STARLAB_Unit_6/Teaching Guides/Week_29_Final_Presentation_Readiness_and_Message_Refinement.docx
+++ b/STARLAB_Unit_6/Teaching Guides/Week_29_Final_Presentation_Readiness_and_Message_Refinement.docx
@@ -118,6 +118,14 @@
           <w:b/>
         </w:rPr>
         <w:t>Teacher Materials</w:t>
+      </w:r>
+    </w:p>
+    <w:p>
+      <w:pPr>
+        <w:pStyle w:val="Heading1"/>
+      </w:pPr>
+      <w:r>
+        <w:t>Deck Use: Primary - Deck 17: Oral Presentation Skills for Research</w:t>
       </w:r>
     </w:p>
     <w:p>

--- a/STARLAB_Unit_6/Teaching Guides/Week_29_Final_Presentation_Readiness_and_Message_Refinement.docx
+++ b/STARLAB_Unit_6/Teaching Guides/Week_29_Final_Presentation_Readiness_and_Message_Refinement.docx
@@ -180,6 +180,14 @@
       <w:r>
         <w:rPr/>
         <w:t>Appendix C: Speaking Notes Guide</w:t>
+      </w:r>
+    </w:p>
+    <w:p>
+      <w:pPr>
+        <w:pStyle w:val="Heading1"/>
+      </w:pPr>
+      <w:r>
+        <w:t>Optional / Teacher Scoring Reference - Appendix L: Oral Presentation Rubric</w:t>
       </w:r>
     </w:p>
     <w:p>
